--- a/apps/shell/resources/templates/Meeting Notes.docx
+++ b/apps/shell/resources/templates/Meeting Notes.docx
@@ -87,7 +87,7 @@
           <w:color w:val="667085"/>
           <w:sz w:val="16"/>
         </w:rPr>
-        <w:t>PREPARED WITH PLOT DOCS SUITE   •   EDIT EVERY SECTION   •   SAVE AS DOCX OR PDF</w:t>
+        <w:t>PREPARED WITH PLOT DOCS   •   EDIT EVERY SECTION   •   SAVE AS DOCX OR PDF</w:t>
       </w:r>
     </w:p>
     <w:p>
@@ -1647,7 +1647,7 @@
         <w:color w:val="667085"/>
         <w:sz w:val="16"/>
       </w:rPr>
-      <w:t xml:space="preserve">PLOT DOCS SUITE  /  </w:t>
+      <w:t xml:space="preserve">PLOT DOCS  /  </w:t>
     </w:r>
     <w:r>
       <w:rPr>
